--- a/LabWorks_2026/Практическая работа №2.docx
+++ b/LabWorks_2026/Практическая работа №2.docx
@@ -599,7 +599,31 @@
         </w:numPr>
       </w:pPr>
       <w:r>
-        <w:t>В динамическом древе выбрать подпись поля ввода. Изменить размер и цвет подписи во время выполнения приложения.</w:t>
+        <w:t>В динамическом древе выбрать подпись поля ввода</w:t>
+      </w:r>
+      <w:r>
+        <w:t xml:space="preserve"> и пр</w:t>
+      </w:r>
+      <w:r>
+        <w:t>авой кнопкой мыши кликнуть на него. В открывшемся меню выбрать «</w:t>
+      </w:r>
+      <w:r>
+        <w:t>Показать с</w:t>
+      </w:r>
+      <w:r>
+        <w:t>войства»</w:t>
+      </w:r>
+      <w:r>
+        <w:t>. Изменить размер и цвет подписи во время выполнения приложения</w:t>
+      </w:r>
+      <w:r>
+        <w:t xml:space="preserve"> в динамическом </w:t>
+      </w:r>
+      <w:r>
+        <w:t>обозревателе свойств</w:t>
+      </w:r>
+      <w:r>
+        <w:t>.</w:t>
       </w:r>
     </w:p>
     <w:p>
@@ -755,6 +779,7 @@
         <w:ind w:left="1"/>
       </w:pPr>
       <w:r>
+        <w:lastRenderedPageBreak/>
         <w:t>Вывод по проделанной работе.</w:t>
       </w:r>
     </w:p>
@@ -763,7 +788,6 @@
         <w:pStyle w:val="1"/>
       </w:pPr>
       <w:r>
-        <w:lastRenderedPageBreak/>
         <w:t>Контрольные вопросы</w:t>
       </w:r>
     </w:p>
